--- a/fuentes/124108_CF06_DU.docx
+++ b/fuentes/124108_CF06_DU.docx
@@ -590,7 +590,7 @@
           <w:r>
             <w:fldChar w:fldCharType="separate"/>
           </w:r>
-          <w:hyperlink w:anchor="_Toc232867920" w:history="1">
+          <w:hyperlink w:anchor="_Toc234506263" w:history="1">
             <w:r>
               <w:rPr>
                 <w:rStyle w:val="Hipervnculo"/>
@@ -617,7 +617,7 @@
                 <w:noProof/>
                 <w:webHidden/>
               </w:rPr>
-              <w:instrText xml:space="preserve"> PAGEREF _Toc232867920 \h </w:instrText>
+              <w:instrText xml:space="preserve"> PAGEREF _Toc234506263 \h </w:instrText>
             </w:r>
             <w:r>
               <w:rPr>
@@ -663,7 +663,7 @@
               <w:lang w:eastAsia="es-CO"/>
             </w:rPr>
           </w:pPr>
-          <w:hyperlink w:anchor="_Toc232867921" w:history="1">
+          <w:hyperlink w:anchor="_Toc234506264" w:history="1">
             <w:r>
               <w:rPr>
                 <w:rStyle w:val="Hipervnculo"/>
@@ -707,7 +707,7 @@
                 <w:noProof/>
                 <w:webHidden/>
               </w:rPr>
-              <w:instrText xml:space="preserve"> PAGEREF _Toc232867921 \h </w:instrText>
+              <w:instrText xml:space="preserve"> PAGEREF _Toc234506264 \h </w:instrText>
             </w:r>
             <w:r>
               <w:rPr>
@@ -749,7 +749,7 @@
               <w:lang w:eastAsia="es-CO"/>
             </w:rPr>
           </w:pPr>
-          <w:hyperlink w:anchor="_Toc232867922" w:history="1">
+          <w:hyperlink w:anchor="_Toc234506265" w:history="1">
             <w:r>
               <w:rPr>
                 <w:rStyle w:val="Hipervnculo"/>
@@ -793,7 +793,7 @@
                 <w:noProof/>
                 <w:webHidden/>
               </w:rPr>
-              <w:instrText xml:space="preserve"> PAGEREF _Toc232867922 \h </w:instrText>
+              <w:instrText xml:space="preserve"> PAGEREF _Toc234506265 \h </w:instrText>
             </w:r>
             <w:r>
               <w:rPr>
@@ -835,7 +835,7 @@
               <w:lang w:eastAsia="es-CO"/>
             </w:rPr>
           </w:pPr>
-          <w:hyperlink w:anchor="_Toc232867923" w:history="1">
+          <w:hyperlink w:anchor="_Toc234506266" w:history="1">
             <w:r>
               <w:rPr>
                 <w:rStyle w:val="Hipervnculo"/>
@@ -879,7 +879,7 @@
                 <w:noProof/>
                 <w:webHidden/>
               </w:rPr>
-              <w:instrText xml:space="preserve"> PAGEREF _Toc232867923 \h </w:instrText>
+              <w:instrText xml:space="preserve"> PAGEREF _Toc234506266 \h </w:instrText>
             </w:r>
             <w:r>
               <w:rPr>
@@ -925,7 +925,7 @@
               <w:lang w:eastAsia="es-CO"/>
             </w:rPr>
           </w:pPr>
-          <w:hyperlink w:anchor="_Toc232867924" w:history="1">
+          <w:hyperlink w:anchor="_Toc234506267" w:history="1">
             <w:r>
               <w:rPr>
                 <w:rStyle w:val="Hipervnculo"/>
@@ -969,7 +969,7 @@
                 <w:noProof/>
                 <w:webHidden/>
               </w:rPr>
-              <w:instrText xml:space="preserve"> PAGEREF _Toc232867924 \h </w:instrText>
+              <w:instrText xml:space="preserve"> PAGEREF _Toc234506267 \h </w:instrText>
             </w:r>
             <w:r>
               <w:rPr>
@@ -1015,7 +1015,7 @@
               <w:lang w:eastAsia="es-CO"/>
             </w:rPr>
           </w:pPr>
-          <w:hyperlink w:anchor="_Toc232867925" w:history="1">
+          <w:hyperlink w:anchor="_Toc234506268" w:history="1">
             <w:r>
               <w:rPr>
                 <w:rStyle w:val="Hipervnculo"/>
@@ -1059,7 +1059,7 @@
                 <w:noProof/>
                 <w:webHidden/>
               </w:rPr>
-              <w:instrText xml:space="preserve"> PAGEREF _Toc232867925 \h </w:instrText>
+              <w:instrText xml:space="preserve"> PAGEREF _Toc234506268 \h </w:instrText>
             </w:r>
             <w:r>
               <w:rPr>
@@ -1105,7 +1105,7 @@
               <w:lang w:eastAsia="es-CO"/>
             </w:rPr>
           </w:pPr>
-          <w:hyperlink w:anchor="_Toc232867926" w:history="1">
+          <w:hyperlink w:anchor="_Toc234506269" w:history="1">
             <w:r>
               <w:rPr>
                 <w:rStyle w:val="Hipervnculo"/>
@@ -1149,7 +1149,7 @@
                 <w:noProof/>
                 <w:webHidden/>
               </w:rPr>
-              <w:instrText xml:space="preserve"> PAGEREF _Toc232867926 \h </w:instrText>
+              <w:instrText xml:space="preserve"> PAGEREF _Toc234506269 \h </w:instrText>
             </w:r>
             <w:r>
               <w:rPr>
@@ -1195,7 +1195,7 @@
               <w:lang w:eastAsia="es-CO"/>
             </w:rPr>
           </w:pPr>
-          <w:hyperlink w:anchor="_Toc232867927" w:history="1">
+          <w:hyperlink w:anchor="_Toc234506270" w:history="1">
             <w:r>
               <w:rPr>
                 <w:rStyle w:val="Hipervnculo"/>
@@ -1239,7 +1239,7 @@
                 <w:noProof/>
                 <w:webHidden/>
               </w:rPr>
-              <w:instrText xml:space="preserve"> PAGEREF _Toc232867927 \h </w:instrText>
+              <w:instrText xml:space="preserve"> PAGEREF _Toc234506270 \h </w:instrText>
             </w:r>
             <w:r>
               <w:rPr>
@@ -1281,7 +1281,7 @@
               <w:lang w:eastAsia="es-CO"/>
             </w:rPr>
           </w:pPr>
-          <w:hyperlink w:anchor="_Toc232867928" w:history="1">
+          <w:hyperlink w:anchor="_Toc234506271" w:history="1">
             <w:r>
               <w:rPr>
                 <w:rStyle w:val="Hipervnculo"/>
@@ -1325,7 +1325,7 @@
                 <w:noProof/>
                 <w:webHidden/>
               </w:rPr>
-              <w:instrText xml:space="preserve"> PAGEREF _Toc232867928 \h </w:instrText>
+              <w:instrText xml:space="preserve"> PAGEREF _Toc234506271 \h </w:instrText>
             </w:r>
             <w:r>
               <w:rPr>
@@ -1367,7 +1367,7 @@
               <w:lang w:eastAsia="es-CO"/>
             </w:rPr>
           </w:pPr>
-          <w:hyperlink w:anchor="_Toc232867929" w:history="1">
+          <w:hyperlink w:anchor="_Toc234506272" w:history="1">
             <w:r>
               <w:rPr>
                 <w:rStyle w:val="Hipervnculo"/>
@@ -1411,7 +1411,7 @@
                 <w:noProof/>
                 <w:webHidden/>
               </w:rPr>
-              <w:instrText xml:space="preserve"> PAGEREF _Toc232867929 \h </w:instrText>
+              <w:instrText xml:space="preserve"> PAGEREF _Toc234506272 \h </w:instrText>
             </w:r>
             <w:r>
               <w:rPr>
@@ -1453,7 +1453,7 @@
               <w:lang w:eastAsia="es-CO"/>
             </w:rPr>
           </w:pPr>
-          <w:hyperlink w:anchor="_Toc232867930" w:history="1">
+          <w:hyperlink w:anchor="_Toc234506273" w:history="1">
             <w:r>
               <w:rPr>
                 <w:rStyle w:val="Hipervnculo"/>
@@ -1497,7 +1497,7 @@
                 <w:noProof/>
                 <w:webHidden/>
               </w:rPr>
-              <w:instrText xml:space="preserve"> PAGEREF _Toc232867930 \h </w:instrText>
+              <w:instrText xml:space="preserve"> PAGEREF _Toc234506273 \h </w:instrText>
             </w:r>
             <w:r>
               <w:rPr>
@@ -1543,7 +1543,7 @@
               <w:lang w:eastAsia="es-CO"/>
             </w:rPr>
           </w:pPr>
-          <w:hyperlink w:anchor="_Toc232867931" w:history="1">
+          <w:hyperlink w:anchor="_Toc234506274" w:history="1">
             <w:r>
               <w:rPr>
                 <w:rStyle w:val="Hipervnculo"/>
@@ -1587,7 +1587,7 @@
                 <w:noProof/>
                 <w:webHidden/>
               </w:rPr>
-              <w:instrText xml:space="preserve"> PAGEREF _Toc232867931 \h </w:instrText>
+              <w:instrText xml:space="preserve"> PAGEREF _Toc234506274 \h </w:instrText>
             </w:r>
             <w:r>
               <w:rPr>
@@ -1632,7 +1632,7 @@
               <w:lang w:eastAsia="es-CO"/>
             </w:rPr>
           </w:pPr>
-          <w:hyperlink w:anchor="_Toc232867932" w:history="1">
+          <w:hyperlink w:anchor="_Toc234506275" w:history="1">
             <w:r>
               <w:rPr>
                 <w:rStyle w:val="Hipervnculo"/>
@@ -1659,7 +1659,7 @@
                 <w:noProof/>
                 <w:webHidden/>
               </w:rPr>
-              <w:instrText xml:space="preserve"> PAGEREF _Toc232867932 \h </w:instrText>
+              <w:instrText xml:space="preserve"> PAGEREF _Toc234506275 \h </w:instrText>
             </w:r>
             <w:r>
               <w:rPr>
@@ -1704,7 +1704,7 @@
               <w:lang w:eastAsia="es-CO"/>
             </w:rPr>
           </w:pPr>
-          <w:hyperlink w:anchor="_Toc232867933" w:history="1">
+          <w:hyperlink w:anchor="_Toc234506276" w:history="1">
             <w:r>
               <w:rPr>
                 <w:rStyle w:val="Hipervnculo"/>
@@ -1731,7 +1731,7 @@
                 <w:noProof/>
                 <w:webHidden/>
               </w:rPr>
-              <w:instrText xml:space="preserve"> PAGEREF _Toc232867933 \h </w:instrText>
+              <w:instrText xml:space="preserve"> PAGEREF _Toc234506276 \h </w:instrText>
             </w:r>
             <w:r>
               <w:rPr>
@@ -1776,7 +1776,7 @@
               <w:lang w:eastAsia="es-CO"/>
             </w:rPr>
           </w:pPr>
-          <w:hyperlink w:anchor="_Toc232867934" w:history="1">
+          <w:hyperlink w:anchor="_Toc234506277" w:history="1">
             <w:r>
               <w:rPr>
                 <w:rStyle w:val="Hipervnculo"/>
@@ -1803,7 +1803,7 @@
                 <w:noProof/>
                 <w:webHidden/>
               </w:rPr>
-              <w:instrText xml:space="preserve"> PAGEREF _Toc232867934 \h </w:instrText>
+              <w:instrText xml:space="preserve"> PAGEREF _Toc234506277 \h </w:instrText>
             </w:r>
             <w:r>
               <w:rPr>
@@ -1848,7 +1848,7 @@
               <w:lang w:eastAsia="es-CO"/>
             </w:rPr>
           </w:pPr>
-          <w:hyperlink w:anchor="_Toc232867935" w:history="1">
+          <w:hyperlink w:anchor="_Toc234506278" w:history="1">
             <w:r>
               <w:rPr>
                 <w:rStyle w:val="Hipervnculo"/>
@@ -1875,7 +1875,7 @@
                 <w:noProof/>
                 <w:webHidden/>
               </w:rPr>
-              <w:instrText xml:space="preserve"> PAGEREF _Toc232867935 \h </w:instrText>
+              <w:instrText xml:space="preserve"> PAGEREF _Toc234506278 \h </w:instrText>
             </w:r>
             <w:r>
               <w:rPr>
@@ -1940,7 +1940,7 @@
       <w:pPr>
         <w:pStyle w:val="Titulosgenerales"/>
       </w:pPr>
-      <w:bookmarkStart w:id="0" w:name="_Toc232867920"/>
+      <w:bookmarkStart w:id="0" w:name="_Toc234506263"/>
       <w:r>
         <w:lastRenderedPageBreak/>
         <w:t>Introducción</w:t>
@@ -2416,7 +2416,7 @@
       <w:pPr>
         <w:pStyle w:val="Ttulo1"/>
       </w:pPr>
-      <w:bookmarkStart w:id="1" w:name="_Toc232867921"/>
+      <w:bookmarkStart w:id="1" w:name="_Toc234506264"/>
       <w:r>
         <w:lastRenderedPageBreak/>
         <w:t>Protocolos de atención y respuesta para redes sociales</w:t>
@@ -2676,7 +2676,7 @@
       <w:pPr>
         <w:pStyle w:val="Ttulo2"/>
       </w:pPr>
-      <w:bookmarkStart w:id="2" w:name="_Toc232867922"/>
+      <w:bookmarkStart w:id="2" w:name="_Toc234506265"/>
       <w:r>
         <w:t>Ventajas de un protocolo de atención al cliente</w:t>
       </w:r>
@@ -2898,7 +2898,7 @@
       <w:pPr>
         <w:pStyle w:val="Ttulo2"/>
       </w:pPr>
-      <w:bookmarkStart w:id="3" w:name="_Toc232867923"/>
+      <w:bookmarkStart w:id="3" w:name="_Toc234506266"/>
       <w:r>
         <w:t>Dimensiones del protocolo de atención al cliente</w:t>
       </w:r>
@@ -3104,7 +3104,7 @@
       <w:pPr>
         <w:pStyle w:val="Ttulo1"/>
       </w:pPr>
-      <w:bookmarkStart w:id="4" w:name="_Toc232867924"/>
+      <w:bookmarkStart w:id="4" w:name="_Toc234506267"/>
       <w:r>
         <w:lastRenderedPageBreak/>
         <w:t>Manejo de crisis en atención al cliente en redes sociales</w:t>
@@ -3660,7 +3660,7 @@
       <w:pPr>
         <w:pStyle w:val="Ttulo1"/>
       </w:pPr>
-      <w:bookmarkStart w:id="5" w:name="_Toc232867925"/>
+      <w:bookmarkStart w:id="5" w:name="_Toc234506268"/>
       <w:r>
         <w:lastRenderedPageBreak/>
         <w:t>Herramientas para analítica e informes de resultados</w:t>
@@ -4084,14 +4084,13 @@
           <w:lang w:val="es-419" w:eastAsia="es-CO"/>
         </w:rPr>
         <w:lastRenderedPageBreak/>
-        <w:t xml:space="preserve">Según la Escuela de Negocios y Dirección (2026), existen múltiples herramientas de analítica digital para medir variables clave de tráfico, comportamiento y conversiones tanto en entornos web como en redes sociales. Para más información, lo invitamos a revisar su página web en el siguiente </w:t>
-      </w:r>
-      <w:r>
-        <w:rPr>
-          <w:rStyle w:val="Extranjerismo"/>
-          <w:lang w:val="es-419" w:eastAsia="es-CO"/>
-        </w:rPr>
-        <w:t>link</w:t>
+        <w:t xml:space="preserve">Según la Escuela de Negocios y Dirección (2026), existen múltiples herramientas de analítica digital para medir variables clave de tráfico, comportamiento y conversiones tanto en entornos web como en redes sociales. Para más información, lo invitamos a revisar su página web en el </w:t>
+      </w:r>
+      <w:r>
+        <w:rPr>
+          <w:lang w:val="es-419" w:eastAsia="es-CO"/>
+        </w:rPr>
+        <w:t>siguiente enlace</w:t>
       </w:r>
       <w:r>
         <w:rPr>
@@ -4854,7 +4853,7 @@
       <w:pPr>
         <w:pStyle w:val="Ttulo1"/>
       </w:pPr>
-      <w:bookmarkStart w:id="6" w:name="_Toc232867926"/>
+      <w:bookmarkStart w:id="6" w:name="_Toc234506269"/>
       <w:r>
         <w:lastRenderedPageBreak/>
         <w:t>Elaboración e informe descriptivo del producto</w:t>
@@ -5513,7 +5512,7 @@
       <w:pPr>
         <w:pStyle w:val="Ttulo1"/>
       </w:pPr>
-      <w:bookmarkStart w:id="7" w:name="_Toc232867927"/>
+      <w:bookmarkStart w:id="7" w:name="_Toc234506270"/>
       <w:r>
         <w:lastRenderedPageBreak/>
         <w:t>Elaboración e interpretación de gráficos</w:t>
@@ -5820,7 +5819,7 @@
       <w:pPr>
         <w:pStyle w:val="Ttulo2"/>
       </w:pPr>
-      <w:bookmarkStart w:id="8" w:name="_Toc232867928"/>
+      <w:bookmarkStart w:id="8" w:name="_Toc234506271"/>
       <w:r>
         <w:lastRenderedPageBreak/>
         <w:t>Características de los gráficos</w:t>
@@ -7021,7 +7020,7 @@
       <w:pPr>
         <w:pStyle w:val="Ttulo2"/>
       </w:pPr>
-      <w:bookmarkStart w:id="9" w:name="_Toc232867929"/>
+      <w:bookmarkStart w:id="9" w:name="_Toc234506272"/>
       <w:r>
         <w:t>Tipos de analíticas</w:t>
       </w:r>
@@ -7311,7 +7310,7 @@
       <w:pPr>
         <w:pStyle w:val="Ttulo2"/>
       </w:pPr>
-      <w:bookmarkStart w:id="10" w:name="_Toc232867930"/>
+      <w:bookmarkStart w:id="10" w:name="_Toc234506273"/>
       <w:r>
         <w:t>Tipos de métricas</w:t>
       </w:r>
@@ -7590,7 +7589,7 @@
       <w:pPr>
         <w:pStyle w:val="Ttulo1"/>
       </w:pPr>
-      <w:bookmarkStart w:id="11" w:name="_Toc232867931"/>
+      <w:bookmarkStart w:id="11" w:name="_Toc234506274"/>
       <w:r>
         <w:lastRenderedPageBreak/>
         <w:t>Elaboración de informes con proyección de mejora</w:t>
@@ -8320,7 +8319,7 @@
       <w:pPr>
         <w:pStyle w:val="Titulosgenerales"/>
       </w:pPr>
-      <w:bookmarkStart w:id="12" w:name="_Toc232867932"/>
+      <w:bookmarkStart w:id="12" w:name="_Toc234506275"/>
       <w:r>
         <w:lastRenderedPageBreak/>
         <w:t>S</w:t>
@@ -8435,7 +8434,7 @@
       <w:pPr>
         <w:pStyle w:val="Titulosgenerales"/>
       </w:pPr>
-      <w:bookmarkStart w:id="13" w:name="_Toc232867933"/>
+      <w:bookmarkStart w:id="13" w:name="_Toc234506276"/>
       <w:r>
         <w:lastRenderedPageBreak/>
         <w:t>Glosario</w:t>
@@ -8802,7 +8801,7 @@
       <w:pPr>
         <w:pStyle w:val="Titulosgenerales"/>
       </w:pPr>
-      <w:bookmarkStart w:id="14" w:name="_Toc232867934"/>
+      <w:bookmarkStart w:id="14" w:name="_Toc234506277"/>
       <w:r>
         <w:lastRenderedPageBreak/>
         <w:t>Referencias bibliográficas</w:t>
@@ -8841,10 +8840,7 @@
         </w:r>
       </w:hyperlink>
       <w:r>
-        <w:t xml:space="preserve"> </w:t>
-      </w:r>
-      <w:r>
-        <w:t xml:space="preserve"> </w:t>
+        <w:t xml:space="preserve">  </w:t>
       </w:r>
     </w:p>
     <w:p>
@@ -8902,10 +8898,7 @@
         </w:r>
       </w:hyperlink>
       <w:r>
-        <w:t xml:space="preserve"> </w:t>
-      </w:r>
-      <w:r>
-        <w:t xml:space="preserve"> </w:t>
+        <w:t xml:space="preserve">  </w:t>
       </w:r>
     </w:p>
     <w:p>
@@ -8950,10 +8943,7 @@
         </w:r>
       </w:hyperlink>
       <w:r>
-        <w:t xml:space="preserve"> </w:t>
-      </w:r>
-      <w:r>
-        <w:t xml:space="preserve"> </w:t>
+        <w:t xml:space="preserve">  </w:t>
       </w:r>
     </w:p>
     <w:p>
@@ -8999,10 +8989,7 @@
         </w:r>
       </w:hyperlink>
       <w:r>
-        <w:t xml:space="preserve"> </w:t>
-      </w:r>
-      <w:r>
-        <w:t xml:space="preserve"> </w:t>
+        <w:t xml:space="preserve">  </w:t>
       </w:r>
     </w:p>
     <w:p>
@@ -9058,10 +9045,7 @@
         </w:r>
       </w:hyperlink>
       <w:r>
-        <w:t xml:space="preserve"> </w:t>
-      </w:r>
-      <w:r>
-        <w:t xml:space="preserve"> </w:t>
+        <w:t xml:space="preserve">  </w:t>
       </w:r>
     </w:p>
     <w:p>
@@ -9093,10 +9077,7 @@
         </w:r>
       </w:hyperlink>
       <w:r>
-        <w:t xml:space="preserve"> </w:t>
-      </w:r>
-      <w:r>
-        <w:t xml:space="preserve"> </w:t>
+        <w:t xml:space="preserve">  </w:t>
       </w:r>
     </w:p>
     <w:p>
@@ -9112,10 +9093,7 @@
         </w:r>
       </w:hyperlink>
       <w:r>
-        <w:t xml:space="preserve"> </w:t>
-      </w:r>
-      <w:r>
-        <w:t xml:space="preserve"> </w:t>
+        <w:t xml:space="preserve">  </w:t>
       </w:r>
     </w:p>
     <w:p>
@@ -9131,17 +9109,14 @@
         </w:r>
       </w:hyperlink>
       <w:r>
-        <w:t xml:space="preserve"> </w:t>
-      </w:r>
-      <w:r>
-        <w:t xml:space="preserve"> </w:t>
+        <w:t xml:space="preserve">  </w:t>
       </w:r>
     </w:p>
     <w:p>
       <w:r>
         <w:t xml:space="preserve">Observatorio Digital (2020). Observatorio Digital: Analítica Digital: mejores herramientas de analítica digital de 2020. </w:t>
       </w:r>
-      <w:hyperlink r:id="rId30" w:history="1">
+      <w:hyperlink r:id="rId30" w:anchor="anal" w:history="1">
         <w:r>
           <w:rPr>
             <w:rStyle w:val="Hipervnculo"/>
@@ -9150,10 +9125,7 @@
         </w:r>
       </w:hyperlink>
       <w:r>
-        <w:t xml:space="preserve"> </w:t>
-      </w:r>
-      <w:r>
-        <w:t xml:space="preserve"> </w:t>
+        <w:t xml:space="preserve">  </w:t>
       </w:r>
     </w:p>
     <w:p>
@@ -9188,7 +9160,7 @@
       <w:pPr>
         <w:pStyle w:val="Titulosgenerales"/>
       </w:pPr>
-      <w:bookmarkStart w:id="15" w:name="_Toc232867935"/>
+      <w:bookmarkStart w:id="15" w:name="_Toc234506278"/>
       <w:r>
         <w:lastRenderedPageBreak/>
         <w:t>C</w:t>
@@ -9334,7 +9306,7 @@
                 <w:rFonts w:cs="Calibri"/>
                 <w:szCs w:val="24"/>
               </w:rPr>
-              <w:t>Profesional 06. Responsable Ecosistema Virtual de Recursos Educativos Digitales</w:t>
+              <w:t>Responsable Nacional Ecosistema de Recursos Educativos Digitales (RED) - Profesional 06</w:t>
             </w:r>
           </w:p>
         </w:tc>
@@ -9849,21 +9821,8 @@
                 <w:szCs w:val="24"/>
               </w:rPr>
             </w:pPr>
-            <w:proofErr w:type="spellStart"/>
-            <w:r>
-              <w:rPr>
-                <w:rFonts w:cs="Calibri"/>
-                <w:szCs w:val="24"/>
-              </w:rPr>
-              <w:t>Jesus</w:t>
-            </w:r>
-            <w:proofErr w:type="spellEnd"/>
-            <w:r>
-              <w:rPr>
-                <w:rFonts w:cs="Calibri"/>
-                <w:szCs w:val="24"/>
-              </w:rPr>
-              <w:t xml:space="preserve"> Antonio Vecino Valero</w:t>
+            <w:r>
+              <w:t>Andrés Felipe Velandia Espitia</w:t>
             </w:r>
           </w:p>
         </w:tc>
@@ -9880,11 +9839,7 @@
               </w:rPr>
             </w:pPr>
             <w:r>
-              <w:rPr>
-                <w:rFonts w:cs="Calibri"/>
-                <w:szCs w:val="24"/>
-              </w:rPr>
-              <w:t xml:space="preserve">Diseñador web </w:t>
+              <w:t>Revisor metodológico y pedagógico</w:t>
             </w:r>
           </w:p>
         </w:tc>
@@ -9901,11 +9856,13 @@
               </w:rPr>
             </w:pPr>
             <w:r>
-              <w:rPr>
-                <w:rFonts w:cs="Calibri"/>
-                <w:szCs w:val="24"/>
-              </w:rPr>
-              <w:t>Centro de Comercio y Servicios – Regional Atlántico</w:t>
+              <w:t xml:space="preserve">Centro de Diseño </w:t>
+            </w:r>
+            <w:r>
+              <w:t>y</w:t>
+            </w:r>
+            <w:r>
+              <w:t xml:space="preserve"> Metrología – Regional Distrito Capital</w:t>
             </w:r>
           </w:p>
         </w:tc>
@@ -9923,12 +9880,21 @@
                 <w:szCs w:val="24"/>
               </w:rPr>
             </w:pPr>
+            <w:proofErr w:type="spellStart"/>
             <w:r>
               <w:rPr>
                 <w:rFonts w:cs="Calibri"/>
                 <w:szCs w:val="24"/>
               </w:rPr>
-              <w:t>Carlos Andrés Diaz Pinto</w:t>
+              <w:t>Jesus</w:t>
+            </w:r>
+            <w:proofErr w:type="spellEnd"/>
+            <w:r>
+              <w:rPr>
+                <w:rFonts w:cs="Calibri"/>
+                <w:szCs w:val="24"/>
+              </w:rPr>
+              <w:t xml:space="preserve"> Antonio Vecino Valero</w:t>
             </w:r>
           </w:p>
         </w:tc>
@@ -9949,14 +9915,7 @@
                 <w:rFonts w:cs="Calibri"/>
                 <w:szCs w:val="24"/>
               </w:rPr>
-              <w:t xml:space="preserve">Desarrollador </w:t>
-            </w:r>
-            <w:r>
-              <w:rPr>
-                <w:rStyle w:val="Extranjerismo"/>
-                <w:szCs w:val="24"/>
-              </w:rPr>
-              <w:t>full stack</w:t>
+              <w:t xml:space="preserve">Diseñador web </w:t>
             </w:r>
           </w:p>
         </w:tc>
@@ -10003,7 +9962,7 @@
                 <w:rFonts w:cs="Calibri"/>
                 <w:szCs w:val="24"/>
               </w:rPr>
-              <w:t>Nelson Iván Vera Briceño</w:t>
+              <w:t>Carlos Andrés Diaz Pinto</w:t>
             </w:r>
           </w:p>
         </w:tc>
@@ -10024,7 +9983,14 @@
                 <w:rFonts w:cs="Calibri"/>
                 <w:szCs w:val="24"/>
               </w:rPr>
-              <w:t xml:space="preserve">Animador y productor audiovisual </w:t>
+              <w:t xml:space="preserve">Desarrollador </w:t>
+            </w:r>
+            <w:r>
+              <w:rPr>
+                <w:rStyle w:val="Extranjerismo"/>
+                <w:szCs w:val="24"/>
+              </w:rPr>
+              <w:t>full stack</w:t>
             </w:r>
           </w:p>
         </w:tc>
@@ -10068,7 +10034,7 @@
                 <w:rFonts w:cs="Calibri"/>
                 <w:szCs w:val="24"/>
               </w:rPr>
-              <w:t>Zuleidy María Ruíz Torres</w:t>
+              <w:t>Nelson Iván Vera Briceño</w:t>
             </w:r>
           </w:p>
         </w:tc>
@@ -10089,7 +10055,7 @@
                 <w:rFonts w:cs="Calibri"/>
                 <w:szCs w:val="24"/>
               </w:rPr>
-              <w:t>Producción audiovisual</w:t>
+              <w:t xml:space="preserve">Animador y productor audiovisual </w:t>
             </w:r>
           </w:p>
         </w:tc>
@@ -10110,35 +10076,7 @@
                 <w:rFonts w:cs="Calibri"/>
                 <w:szCs w:val="24"/>
               </w:rPr>
-              <w:t xml:space="preserve">Centro de Comercio y Servicios </w:t>
-            </w:r>
-            <w:r>
-              <w:rPr>
-                <w:rFonts w:cs="Calibri"/>
-                <w:szCs w:val="24"/>
-              </w:rPr>
-              <w:t xml:space="preserve">– </w:t>
-            </w:r>
-            <w:r>
-              <w:rPr>
-                <w:rFonts w:cs="Calibri"/>
-                <w:szCs w:val="24"/>
-              </w:rPr>
-              <w:t>Regional</w:t>
-            </w:r>
-            <w:r>
-              <w:rPr>
-                <w:rFonts w:cs="Calibri"/>
-                <w:szCs w:val="24"/>
-              </w:rPr>
-              <w:t xml:space="preserve"> </w:t>
-            </w:r>
-            <w:r>
-              <w:rPr>
-                <w:rFonts w:cs="Calibri"/>
-                <w:szCs w:val="24"/>
-              </w:rPr>
-              <w:t>Tolima</w:t>
+              <w:t>Centro de Comercio y Servicios – Regional Atlántico</w:t>
             </w:r>
           </w:p>
         </w:tc>
@@ -10164,7 +10102,7 @@
                 <w:rFonts w:cs="Calibri"/>
                 <w:szCs w:val="24"/>
               </w:rPr>
-              <w:t>Wilson Andrés Arenales Cáceres</w:t>
+              <w:t>Zuleidy María Ruíz Torres</w:t>
             </w:r>
           </w:p>
         </w:tc>
@@ -10206,13 +10144,27 @@
                 <w:rFonts w:cs="Calibri"/>
                 <w:szCs w:val="24"/>
               </w:rPr>
-              <w:t>Centro Industrial del Diseño y la Manufactura</w:t>
+              <w:t xml:space="preserve">Centro de Comercio y Servicios </w:t>
             </w:r>
             <w:r>
               <w:rPr>
                 <w:rFonts w:cs="Calibri"/>
                 <w:szCs w:val="24"/>
               </w:rPr>
+              <w:t xml:space="preserve">– </w:t>
+            </w:r>
+            <w:r>
+              <w:rPr>
+                <w:rFonts w:cs="Calibri"/>
+                <w:szCs w:val="24"/>
+              </w:rPr>
+              <w:t>Regional</w:t>
+            </w:r>
+            <w:r>
+              <w:rPr>
+                <w:rFonts w:cs="Calibri"/>
+                <w:szCs w:val="24"/>
+              </w:rPr>
               <w:t xml:space="preserve"> </w:t>
             </w:r>
             <w:r>
@@ -10220,14 +10172,7 @@
                 <w:rFonts w:cs="Calibri"/>
                 <w:szCs w:val="24"/>
               </w:rPr>
-              <w:t xml:space="preserve">– </w:t>
-            </w:r>
-            <w:r>
-              <w:rPr>
-                <w:rFonts w:cs="Calibri"/>
-                <w:szCs w:val="24"/>
-              </w:rPr>
-              <w:t>Regional Santander</w:t>
+              <w:t>Tolima</w:t>
             </w:r>
           </w:p>
         </w:tc>
@@ -10251,17 +10196,8 @@
                 <w:szCs w:val="24"/>
               </w:rPr>
               <w:lastRenderedPageBreak/>
-              <w:t xml:space="preserve">Gilberto Junior Rodríguez </w:t>
-            </w:r>
-            <w:proofErr w:type="spellStart"/>
-            <w:r>
-              <w:rPr>
-                <w:rFonts w:cs="Calibri"/>
-                <w:szCs w:val="24"/>
-              </w:rPr>
-              <w:t>Rodríguez</w:t>
-            </w:r>
-            <w:proofErr w:type="spellEnd"/>
+              <w:t>Wilson Andrés Arenales Cáceres</w:t>
+            </w:r>
           </w:p>
         </w:tc>
         <w:tc>
@@ -10302,7 +10238,14 @@
                 <w:rFonts w:cs="Calibri"/>
                 <w:szCs w:val="24"/>
               </w:rPr>
-              <w:t xml:space="preserve">Centro Industrial del Diseño y la Manufactura </w:t>
+              <w:t>Centro Industrial del Diseño y la Manufactura</w:t>
+            </w:r>
+            <w:r>
+              <w:rPr>
+                <w:rFonts w:cs="Calibri"/>
+                <w:szCs w:val="24"/>
+              </w:rPr>
+              <w:t xml:space="preserve"> </w:t>
             </w:r>
             <w:r>
               <w:rPr>
@@ -10342,8 +10285,17 @@
                 <w:rFonts w:cs="Calibri"/>
                 <w:szCs w:val="24"/>
               </w:rPr>
-              <w:t>Víctor Cardenas</w:t>
-            </w:r>
+              <w:t xml:space="preserve">Gilberto Junior Rodríguez </w:t>
+            </w:r>
+            <w:proofErr w:type="spellStart"/>
+            <w:r>
+              <w:rPr>
+                <w:rFonts w:cs="Calibri"/>
+                <w:szCs w:val="24"/>
+              </w:rPr>
+              <w:t>Rodríguez</w:t>
+            </w:r>
+            <w:proofErr w:type="spellEnd"/>
           </w:p>
         </w:tc>
         <w:tc>
@@ -10398,21 +10350,7 @@
                 <w:rFonts w:cs="Calibri"/>
                 <w:szCs w:val="24"/>
               </w:rPr>
-              <w:t>Regional</w:t>
-            </w:r>
-            <w:r>
-              <w:rPr>
-                <w:rFonts w:cs="Calibri"/>
-                <w:szCs w:val="24"/>
-              </w:rPr>
-              <w:t xml:space="preserve"> </w:t>
-            </w:r>
-            <w:r>
-              <w:rPr>
-                <w:rFonts w:cs="Calibri"/>
-                <w:szCs w:val="24"/>
-              </w:rPr>
-              <w:t>Santander</w:t>
+              <w:t>Regional Santander</w:t>
             </w:r>
           </w:p>
         </w:tc>
@@ -10435,7 +10373,7 @@
                 <w:rFonts w:cs="Calibri"/>
                 <w:szCs w:val="24"/>
               </w:rPr>
-              <w:t>Camilo Villamizar</w:t>
+              <w:t>Víctor Cardenas</w:t>
             </w:r>
           </w:p>
         </w:tc>
@@ -10491,7 +10429,21 @@
                 <w:rFonts w:cs="Calibri"/>
                 <w:szCs w:val="24"/>
               </w:rPr>
-              <w:t>Regional Santander</w:t>
+              <w:t>Regional</w:t>
+            </w:r>
+            <w:r>
+              <w:rPr>
+                <w:rFonts w:cs="Calibri"/>
+                <w:szCs w:val="24"/>
+              </w:rPr>
+              <w:t xml:space="preserve"> </w:t>
+            </w:r>
+            <w:r>
+              <w:rPr>
+                <w:rFonts w:cs="Calibri"/>
+                <w:szCs w:val="24"/>
+              </w:rPr>
+              <w:t>Santander</w:t>
             </w:r>
           </w:p>
         </w:tc>
@@ -10512,21 +10464,12 @@
                 <w:szCs w:val="24"/>
               </w:rPr>
             </w:pPr>
-            <w:proofErr w:type="spellStart"/>
             <w:r>
               <w:rPr>
                 <w:rFonts w:cs="Calibri"/>
                 <w:szCs w:val="24"/>
               </w:rPr>
-              <w:t>Jose</w:t>
-            </w:r>
-            <w:proofErr w:type="spellEnd"/>
-            <w:r>
-              <w:rPr>
-                <w:rFonts w:cs="Calibri"/>
-                <w:szCs w:val="24"/>
-              </w:rPr>
-              <w:t xml:space="preserve"> Tang</w:t>
+              <w:t>Camilo Villamizar</w:t>
             </w:r>
           </w:p>
         </w:tc>
@@ -10606,7 +10549,7 @@
                 <w:rFonts w:cs="Calibri"/>
                 <w:szCs w:val="24"/>
               </w:rPr>
-              <w:t>Maria</w:t>
+              <w:t>Jose</w:t>
             </w:r>
             <w:proofErr w:type="spellEnd"/>
             <w:r>
@@ -10614,7 +10557,7 @@
                 <w:rFonts w:cs="Calibri"/>
                 <w:szCs w:val="24"/>
               </w:rPr>
-              <w:t xml:space="preserve"> Camila Ovalle</w:t>
+              <w:t xml:space="preserve"> Tang</w:t>
             </w:r>
           </w:p>
         </w:tc>
@@ -10691,12 +10634,21 @@
                 <w:szCs w:val="24"/>
               </w:rPr>
             </w:pPr>
+            <w:proofErr w:type="spellStart"/>
             <w:r>
               <w:rPr>
                 <w:rFonts w:cs="Calibri"/>
                 <w:szCs w:val="24"/>
               </w:rPr>
-              <w:t>Luz Karime Amaya Cabra</w:t>
+              <w:t>Maria</w:t>
+            </w:r>
+            <w:proofErr w:type="spellEnd"/>
+            <w:r>
+              <w:rPr>
+                <w:rFonts w:cs="Calibri"/>
+                <w:szCs w:val="24"/>
+              </w:rPr>
+              <w:t xml:space="preserve"> Camila Ovalle</w:t>
             </w:r>
           </w:p>
         </w:tc>
@@ -10717,7 +10669,7 @@
                 <w:rFonts w:cs="Calibri"/>
                 <w:szCs w:val="24"/>
               </w:rPr>
-              <w:t xml:space="preserve">Evaluador de contenidos inclusivos y accesibles </w:t>
+              <w:t>Producción audiovisual</w:t>
             </w:r>
           </w:p>
         </w:tc>
@@ -10738,7 +10690,21 @@
                 <w:rFonts w:cs="Calibri"/>
                 <w:szCs w:val="24"/>
               </w:rPr>
-              <w:t>Centro de Comercio y Servicios – Regional Atlántico</w:t>
+              <w:t xml:space="preserve">Centro Industrial del Diseño y la Manufactura </w:t>
+            </w:r>
+            <w:r>
+              <w:rPr>
+                <w:rFonts w:cs="Calibri"/>
+                <w:szCs w:val="24"/>
+              </w:rPr>
+              <w:t xml:space="preserve">– </w:t>
+            </w:r>
+            <w:r>
+              <w:rPr>
+                <w:rFonts w:cs="Calibri"/>
+                <w:szCs w:val="24"/>
+              </w:rPr>
+              <w:t>Regional Santander</w:t>
             </w:r>
           </w:p>
         </w:tc>
@@ -10761,7 +10727,7 @@
                 <w:rFonts w:cs="Calibri"/>
                 <w:szCs w:val="24"/>
               </w:rPr>
-              <w:t>Laura Daniela Burgos Rueda</w:t>
+              <w:t>Luz Karime Amaya Cabra</w:t>
             </w:r>
           </w:p>
         </w:tc>
@@ -10829,7 +10795,7 @@
                 <w:rFonts w:cs="Calibri"/>
                 <w:szCs w:val="24"/>
               </w:rPr>
-              <w:t>Jonathan Adié Villafañe</w:t>
+              <w:t>Laura Daniela Burgos Rueda</w:t>
             </w:r>
           </w:p>
         </w:tc>
@@ -10850,7 +10816,7 @@
                 <w:rFonts w:cs="Calibri"/>
                 <w:szCs w:val="24"/>
               </w:rPr>
-              <w:t xml:space="preserve">Validador y vinculador de recursos digitales </w:t>
+              <w:t xml:space="preserve">Evaluador de contenidos inclusivos y accesibles </w:t>
             </w:r>
           </w:p>
         </w:tc>
@@ -10877,6 +10843,74 @@
         </w:tc>
       </w:tr>
       <w:tr>
+        <w:tc>
+          <w:tcPr>
+            <w:tcW w:w="2830" w:type="dxa"/>
+          </w:tcPr>
+          <w:p>
+            <w:pPr>
+              <w:pStyle w:val="TextoTablas"/>
+              <w:rPr>
+                <w:rFonts w:cs="Calibri"/>
+                <w:szCs w:val="24"/>
+              </w:rPr>
+            </w:pPr>
+            <w:r>
+              <w:rPr>
+                <w:rFonts w:cs="Calibri"/>
+                <w:szCs w:val="24"/>
+              </w:rPr>
+              <w:t>Jonathan Adié Villafañe</w:t>
+            </w:r>
+          </w:p>
+        </w:tc>
+        <w:tc>
+          <w:tcPr>
+            <w:tcW w:w="3261" w:type="dxa"/>
+          </w:tcPr>
+          <w:p>
+            <w:pPr>
+              <w:pStyle w:val="TextoTablas"/>
+              <w:rPr>
+                <w:rFonts w:cs="Calibri"/>
+                <w:szCs w:val="24"/>
+              </w:rPr>
+            </w:pPr>
+            <w:r>
+              <w:rPr>
+                <w:rFonts w:cs="Calibri"/>
+                <w:szCs w:val="24"/>
+              </w:rPr>
+              <w:t xml:space="preserve">Validador y vinculador de recursos digitales </w:t>
+            </w:r>
+          </w:p>
+        </w:tc>
+        <w:tc>
+          <w:tcPr>
+            <w:tcW w:w="3969" w:type="dxa"/>
+          </w:tcPr>
+          <w:p>
+            <w:pPr>
+              <w:pStyle w:val="TextoTablas"/>
+              <w:rPr>
+                <w:rFonts w:cs="Calibri"/>
+                <w:szCs w:val="24"/>
+              </w:rPr>
+            </w:pPr>
+            <w:r>
+              <w:rPr>
+                <w:rFonts w:cs="Calibri"/>
+                <w:szCs w:val="24"/>
+              </w:rPr>
+              <w:t>Centro de Comercio y Servicios – Regional Atlántico</w:t>
+            </w:r>
+          </w:p>
+        </w:tc>
+      </w:tr>
+      <w:tr>
+        <w:trPr>
+          <w:cnfStyle w:val="000000100000" w:firstRow="0" w:lastRow="0" w:firstColumn="0" w:lastColumn="0" w:oddVBand="0" w:evenVBand="0" w:oddHBand="1" w:evenHBand="0" w:firstRowFirstColumn="0" w:firstRowLastColumn="0" w:lastRowFirstColumn="0" w:lastRowLastColumn="0"/>
+        </w:trPr>
         <w:tc>
           <w:tcPr>
             <w:tcW w:w="2830" w:type="dxa"/>
@@ -16639,23 +16673,12 @@
 </file>
 
 <file path=customXml/item1.xml><?xml version="1.0" encoding="utf-8"?>
-<p:properties xmlns:p="http://schemas.microsoft.com/office/2006/metadata/properties" xmlns:xsi="http://www.w3.org/2001/XMLSchema-instance" xmlns:pc="http://schemas.microsoft.com/office/infopath/2007/PartnerControls">
-  <documentManagement>
-    <TaxCatchAll xmlns="67a0edcd-0de5-43ed-8c27-e32f38a00c91" xsi:nil="true"/>
-    <lcf76f155ced4ddcb4097134ff3c332f xmlns="42760c81-fd8e-4d59-8953-7cdb9f38b14f">
-      <Terms xmlns="http://schemas.microsoft.com/office/infopath/2007/PartnerControls"/>
-    </lcf76f155ced4ddcb4097134ff3c332f>
-  </documentManagement>
-</p:properties>
+<b:Sources xmlns:b="http://schemas.openxmlformats.org/officeDocument/2006/bibliography" xmlns="http://schemas.openxmlformats.org/officeDocument/2006/bibliography" SelectedStyle="\APASixthEditionOfficeOnline.xsl" StyleName="APA" Version="6"/>
 </file>
 
 <file path=customXml/item2.xml><?xml version="1.0" encoding="utf-8"?>
-<b:Sources xmlns:b="http://schemas.openxmlformats.org/officeDocument/2006/bibliography" xmlns="http://schemas.openxmlformats.org/officeDocument/2006/bibliography" SelectedStyle="\APASixthEditionOfficeOnline.xsl" StyleName="APA" Version="6"/>
-</file>
-
-<file path=customXml/item3.xml><?xml version="1.0" encoding="utf-8"?>
-<ct:contentTypeSchema xmlns:ct="http://schemas.microsoft.com/office/2006/metadata/contentType" xmlns:ma="http://schemas.microsoft.com/office/2006/metadata/properties/metaAttributes" ct:_="" ma:_="" ma:contentTypeName="Documento" ma:contentTypeID="0x01010005252A1EF3BD024F856B47B579AB5244" ma:contentTypeVersion="11" ma:contentTypeDescription="Crear nuevo documento." ma:contentTypeScope="" ma:versionID="92b81066167b779aaeee7a3d91bad2fd">
-  <xsd:schema xmlns:xsd="http://www.w3.org/2001/XMLSchema" xmlns:xs="http://www.w3.org/2001/XMLSchema" xmlns:p="http://schemas.microsoft.com/office/2006/metadata/properties" xmlns:ns2="42760c81-fd8e-4d59-8953-7cdb9f38b14f" xmlns:ns3="67a0edcd-0de5-43ed-8c27-e32f38a00c91" targetNamespace="http://schemas.microsoft.com/office/2006/metadata/properties" ma:root="true" ma:fieldsID="83cd6766d967e870b9368cac1ade74e6" ns2:_="" ns3:_="">
+<ct:contentTypeSchema xmlns:ct="http://schemas.microsoft.com/office/2006/metadata/contentType" xmlns:ma="http://schemas.microsoft.com/office/2006/metadata/properties/metaAttributes" ct:_="" ma:_="" ma:contentTypeName="Documento" ma:contentTypeID="0x01010005252A1EF3BD024F856B47B579AB5244" ma:contentTypeVersion="12" ma:contentTypeDescription="Crear nuevo documento." ma:contentTypeScope="" ma:versionID="32d0e18b85ac20c34eab62df21c0cf58">
+  <xsd:schema xmlns:xsd="http://www.w3.org/2001/XMLSchema" xmlns:xs="http://www.w3.org/2001/XMLSchema" xmlns:p="http://schemas.microsoft.com/office/2006/metadata/properties" xmlns:ns2="42760c81-fd8e-4d59-8953-7cdb9f38b14f" xmlns:ns3="67a0edcd-0de5-43ed-8c27-e32f38a00c91" targetNamespace="http://schemas.microsoft.com/office/2006/metadata/properties" ma:root="true" ma:fieldsID="cc2c149e99f10870fd5bc3964e5386d3" ns2:_="" ns3:_="">
     <xsd:import namespace="42760c81-fd8e-4d59-8953-7cdb9f38b14f"/>
     <xsd:import namespace="67a0edcd-0de5-43ed-8c27-e32f38a00c91"/>
     <xsd:element name="properties">
@@ -16674,6 +16697,7 @@
                 <xsd:element ref="ns2:lcf76f155ced4ddcb4097134ff3c332f" minOccurs="0"/>
                 <xsd:element ref="ns3:TaxCatchAll" minOccurs="0"/>
                 <xsd:element ref="ns2:MediaServiceOCR" minOccurs="0"/>
+                <xsd:element ref="ns2:MediaServiceLocation" minOccurs="0"/>
               </xsd:all>
             </xsd:complexType>
           </xsd:element>
@@ -16731,6 +16755,11 @@
         <xsd:restriction base="dms:Note">
           <xsd:maxLength value="255"/>
         </xsd:restriction>
+      </xsd:simpleType>
+    </xsd:element>
+    <xsd:element name="MediaServiceLocation" ma:index="19" nillable="true" ma:displayName="Location" ma:description="" ma:indexed="true" ma:internalName="MediaServiceLocation" ma:readOnly="true">
+      <xsd:simpleType>
+        <xsd:restriction base="dms:Text"/>
       </xsd:simpleType>
     </xsd:element>
   </xsd:schema>
@@ -16848,7 +16877,7 @@
 </ct:contentTypeSchema>
 </file>
 
-<file path=customXml/item4.xml><?xml version="1.0" encoding="utf-8"?>
+<file path=customXml/item3.xml><?xml version="1.0" encoding="utf-8"?>
 <?mso-contentType ?>
 <FormTemplates xmlns="http://schemas.microsoft.com/sharepoint/v3/contenttype/forms">
   <Display>DocumentLibraryForm</Display>
@@ -16857,7 +16886,38 @@
 </FormTemplates>
 </file>
 
+<file path=customXml/item4.xml><?xml version="1.0" encoding="utf-8"?>
+<p:properties xmlns:p="http://schemas.microsoft.com/office/2006/metadata/properties" xmlns:xsi="http://www.w3.org/2001/XMLSchema-instance" xmlns:pc="http://schemas.microsoft.com/office/infopath/2007/PartnerControls">
+  <documentManagement>
+    <TaxCatchAll xmlns="67a0edcd-0de5-43ed-8c27-e32f38a00c91" xsi:nil="true"/>
+    <lcf76f155ced4ddcb4097134ff3c332f xmlns="42760c81-fd8e-4d59-8953-7cdb9f38b14f">
+      <Terms xmlns="http://schemas.microsoft.com/office/infopath/2007/PartnerControls"/>
+    </lcf76f155ced4ddcb4097134ff3c332f>
+  </documentManagement>
+</p:properties>
+</file>
+
 <file path=customXml/itemProps1.xml><?xml version="1.0" encoding="utf-8"?>
+<ds:datastoreItem xmlns:ds="http://schemas.openxmlformats.org/officeDocument/2006/customXml" ds:itemID="{E8AB44A3-7C62-4BD2-82ED-8ABC209970FA}">
+  <ds:schemaRefs>
+    <ds:schemaRef ds:uri="http://schemas.openxmlformats.org/officeDocument/2006/bibliography"/>
+  </ds:schemaRefs>
+</ds:datastoreItem>
+</file>
+
+<file path=customXml/itemProps2.xml><?xml version="1.0" encoding="utf-8"?>
+<ds:datastoreItem xmlns:ds="http://schemas.openxmlformats.org/officeDocument/2006/customXml" ds:itemID="{F1484052-286B-4662-9258-9FD6B68CFCD5}"/>
+</file>
+
+<file path=customXml/itemProps3.xml><?xml version="1.0" encoding="utf-8"?>
+<ds:datastoreItem xmlns:ds="http://schemas.openxmlformats.org/officeDocument/2006/customXml" ds:itemID="{81CBDEC1-3B00-44ED-AD36-0268077980BA}">
+  <ds:schemaRefs>
+    <ds:schemaRef ds:uri="http://schemas.microsoft.com/sharepoint/v3/contenttype/forms"/>
+  </ds:schemaRefs>
+</ds:datastoreItem>
+</file>
+
+<file path=customXml/itemProps4.xml><?xml version="1.0" encoding="utf-8"?>
 <ds:datastoreItem xmlns:ds="http://schemas.openxmlformats.org/officeDocument/2006/customXml" ds:itemID="{1145D752-ACC1-45E1-AB53-0C756F67FC7F}">
   <ds:schemaRefs>
     <ds:schemaRef ds:uri="http://schemas.microsoft.com/office/2006/metadata/properties"/>
@@ -16866,24 +16926,4 @@
     <ds:schemaRef ds:uri="a70d3c18-0869-45a1-9f75-4b4b8f0f32be"/>
   </ds:schemaRefs>
 </ds:datastoreItem>
-</file>
-
-<file path=customXml/itemProps2.xml><?xml version="1.0" encoding="utf-8"?>
-<ds:datastoreItem xmlns:ds="http://schemas.openxmlformats.org/officeDocument/2006/customXml" ds:itemID="{E8AB44A3-7C62-4BD2-82ED-8ABC209970FA}">
-  <ds:schemaRefs>
-    <ds:schemaRef ds:uri="http://schemas.openxmlformats.org/officeDocument/2006/bibliography"/>
-  </ds:schemaRefs>
-</ds:datastoreItem>
-</file>
-
-<file path=customXml/itemProps3.xml><?xml version="1.0" encoding="utf-8"?>
-<ds:datastoreItem xmlns:ds="http://schemas.openxmlformats.org/officeDocument/2006/customXml" ds:itemID="{6EC644EF-7CB2-442E-88D6-B9BBA6E51919}"/>
-</file>
-
-<file path=customXml/itemProps4.xml><?xml version="1.0" encoding="utf-8"?>
-<ds:datastoreItem xmlns:ds="http://schemas.openxmlformats.org/officeDocument/2006/customXml" ds:itemID="{81CBDEC1-3B00-44ED-AD36-0268077980BA}">
-  <ds:schemaRefs>
-    <ds:schemaRef ds:uri="http://schemas.microsoft.com/sharepoint/v3/contenttype/forms"/>
-  </ds:schemaRefs>
-</ds:datastoreItem>
 </file>